--- a/glenbog_service SOP.docx
+++ b/glenbog_service SOP.docx
@@ -6,13 +6,36 @@
     <w:p>
       <w:pPr>
         <w:pStyle w:val="3"/>
+        <w:numPr>
+          <w:ilvl w:val="0"/>
+          <w:numId w:val="7"/>
+        </w:numPr>
+        <w:rPr>
+          <w:rFonts w:ascii="Arial" w:hAnsi="Arial" w:eastAsia="Arial"/>
+          <w:color w:val="111827"/>
+        </w:rPr>
       </w:pPr>
       <w:r>
         <w:rPr>
           <w:rFonts w:ascii="Arial" w:hAnsi="Arial" w:eastAsia="Arial"/>
           <w:color w:val="111827"/>
         </w:rPr>
-        <w:t>1. Initial Deployment</w:t>
+        <w:t>Initial Deployment</w:t>
+      </w:r>
+    </w:p>
+    <w:p>
+      <w:pPr>
+        <w:numPr>
+          <w:numId w:val="0"/>
+        </w:numPr>
+      </w:pPr>
+      <w:r>
+        <w:rPr>
+          <w:rFonts w:ascii="宋体" w:hAnsi="宋体" w:eastAsia="宋体" w:cs="宋体"/>
+          <w:sz w:val="24"/>
+          <w:szCs w:val="24"/>
+        </w:rPr>
+        <w:t>PARTNERS_realizes0beneath</w:t>
       </w:r>
     </w:p>
     <w:p>
@@ -317,6 +340,14 @@
         <w:gridCol w:w="10656"/>
       </w:tblGrid>
       <w:tr>
+        <w:tblPrEx>
+          <w:tblCellMar>
+            <w:top w:w="0" w:type="dxa"/>
+            <w:left w:w="108" w:type="dxa"/>
+            <w:bottom w:w="0" w:type="dxa"/>
+            <w:right w:w="108" w:type="dxa"/>
+          </w:tblCellMar>
+        </w:tblPrEx>
         <w:tc>
           <w:tcPr>
             <w:tcW w:w="10656" w:type="dxa"/>
@@ -703,10 +734,16 @@
     <w:p>
       <w:pPr>
         <w:spacing w:after="120"/>
+        <w:rPr>
+          <w:strike/>
+          <w:dstrike w:val="0"/>
+        </w:rPr>
       </w:pPr>
       <w:r>
         <w:rPr>
           <w:rFonts w:ascii="Arial" w:hAnsi="Arial" w:eastAsia="Arial"/>
+          <w:strike/>
+          <w:dstrike w:val="0"/>
           <w:sz w:val="21"/>
         </w:rPr>
         <w:t>Use the following commands after a server restart or if the process crashes:</w:t>
@@ -752,49 +789,85 @@
           <w:p>
             <w:pPr>
               <w:spacing w:before="0" w:after="0"/>
+              <w:rPr>
+                <w:strike/>
+                <w:dstrike w:val="0"/>
+              </w:rPr>
             </w:pPr>
             <w:r>
               <w:rPr>
                 <w:rFonts w:ascii="Courier New" w:hAnsi="Courier New" w:eastAsia="Courier New"/>
+                <w:strike/>
+                <w:dstrike w:val="0"/>
                 <w:sz w:val="17"/>
               </w:rPr>
               <w:t>ssh adminuser@vps.biogeoda.au</w:t>
             </w:r>
             <w:r>
+              <w:rPr>
+                <w:strike/>
+                <w:dstrike w:val="0"/>
+              </w:rPr>
               <w:br w:type="textWrapping"/>
             </w:r>
             <w:r>
+              <w:rPr>
+                <w:strike/>
+                <w:dstrike w:val="0"/>
+              </w:rPr>
               <w:br w:type="textWrapping"/>
             </w:r>
             <w:r>
               <w:rPr>
                 <w:rFonts w:ascii="Courier New" w:hAnsi="Courier New" w:eastAsia="Courier New"/>
+                <w:strike/>
+                <w:dstrike w:val="0"/>
                 <w:sz w:val="17"/>
               </w:rPr>
               <w:t>cd /home/active-admin/web/active.biogeoda.au/private/glenbog-website</w:t>
             </w:r>
             <w:r>
+              <w:rPr>
+                <w:strike/>
+                <w:dstrike w:val="0"/>
+              </w:rPr>
               <w:br w:type="textWrapping"/>
             </w:r>
             <w:r>
+              <w:rPr>
+                <w:strike/>
+                <w:dstrike w:val="0"/>
+              </w:rPr>
               <w:br w:type="textWrapping"/>
             </w:r>
             <w:r>
               <w:rPr>
                 <w:rFonts w:ascii="Courier New" w:hAnsi="Courier New" w:eastAsia="Courier New"/>
+                <w:strike/>
+                <w:dstrike w:val="0"/>
                 <w:sz w:val="17"/>
               </w:rPr>
               <w:t>sudo fuser -k 8000/tcp  # If the port is occupied</w:t>
             </w:r>
             <w:r>
+              <w:rPr>
+                <w:strike/>
+                <w:dstrike w:val="0"/>
+              </w:rPr>
               <w:br w:type="textWrapping"/>
             </w:r>
             <w:r>
+              <w:rPr>
+                <w:strike/>
+                <w:dstrike w:val="0"/>
+              </w:rPr>
               <w:br w:type="textWrapping"/>
             </w:r>
             <w:r>
               <w:rPr>
                 <w:rFonts w:ascii="Courier New" w:hAnsi="Courier New" w:eastAsia="Courier New"/>
+                <w:strike/>
+                <w:dstrike w:val="0"/>
                 <w:sz w:val="17"/>
               </w:rPr>
               <w:t>sudo glenbog/bin/gunicorn --bind 127.0.0.1:8000 --daemon app:app</w:t>
@@ -803,7 +876,253 @@
         </w:tc>
       </w:tr>
     </w:tbl>
-    <w:p/>
+    <w:p>
+      <w:pPr>
+        <w:rPr>
+          <w:rFonts w:hint="eastAsia" w:eastAsia="宋体"/>
+          <w:highlight w:val="yellow"/>
+          <w:lang w:val="en-US" w:eastAsia="zh-CN"/>
+        </w:rPr>
+      </w:pPr>
+    </w:p>
+    <w:tbl>
+      <w:tblPr>
+        <w:tblStyle w:val="32"/>
+        <w:tblW w:w="0" w:type="auto"/>
+        <w:tblInd w:w="0" w:type="dxa"/>
+        <w:tblLayout w:type="autofit"/>
+        <w:tblCellMar>
+          <w:top w:w="0" w:type="dxa"/>
+          <w:left w:w="108" w:type="dxa"/>
+          <w:bottom w:w="0" w:type="dxa"/>
+          <w:right w:w="108" w:type="dxa"/>
+        </w:tblCellMar>
+      </w:tblPr>
+      <w:tblGrid>
+        <w:gridCol w:w="10656"/>
+      </w:tblGrid>
+      <w:tr>
+        <w:tblPrEx>
+          <w:tblCellMar>
+            <w:top w:w="0" w:type="dxa"/>
+            <w:left w:w="108" w:type="dxa"/>
+            <w:bottom w:w="0" w:type="dxa"/>
+            <w:right w:w="108" w:type="dxa"/>
+          </w:tblCellMar>
+        </w:tblPrEx>
+        <w:tc>
+          <w:tcPr>
+            <w:tcW w:w="10656" w:type="dxa"/>
+            <w:tcBorders>
+              <w:top w:val="single" w:color="D1D5DB" w:sz="4" w:space="0"/>
+              <w:left w:val="single" w:color="D1D5DB" w:sz="4" w:space="0"/>
+              <w:bottom w:val="single" w:color="D1D5DB" w:sz="4" w:space="0"/>
+              <w:right w:val="single" w:color="D1D5DB" w:sz="4" w:space="0"/>
+            </w:tcBorders>
+            <w:shd w:val="clear" w:color="auto" w:fill="F3F4F6"/>
+            <w:vAlign w:val="top"/>
+          </w:tcPr>
+          <w:p>
+            <w:pPr>
+              <w:spacing w:before="0" w:after="0"/>
+              <w:rPr>
+                <w:rFonts w:hint="default" w:ascii="宋体" w:hAnsi="宋体" w:eastAsia="宋体" w:cs="宋体"/>
+                <w:sz w:val="24"/>
+                <w:szCs w:val="24"/>
+                <w:lang w:val="en-US" w:eastAsia="zh-CN"/>
+              </w:rPr>
+            </w:pPr>
+            <w:r>
+              <w:rPr>
+                <w:rFonts w:hint="eastAsia" w:ascii="宋体" w:hAnsi="宋体" w:eastAsia="宋体" w:cs="宋体"/>
+                <w:sz w:val="24"/>
+                <w:szCs w:val="24"/>
+                <w:lang w:val="en-US" w:eastAsia="zh-CN"/>
+              </w:rPr>
+              <w:t>//日常重启网站</w:t>
+            </w:r>
+          </w:p>
+          <w:p>
+            <w:pPr>
+              <w:spacing w:before="0" w:after="0"/>
+              <w:rPr>
+                <w:rFonts w:ascii="Courier New" w:hAnsi="Courier New" w:eastAsia="Courier New"/>
+                <w:sz w:val="17"/>
+              </w:rPr>
+            </w:pPr>
+            <w:r>
+              <w:rPr>
+                <w:rFonts w:ascii="Courier New" w:hAnsi="Courier New" w:eastAsia="Courier New"/>
+                <w:sz w:val="17"/>
+              </w:rPr>
+              <w:t>sudo systemctl restart glenbog</w:t>
+            </w:r>
+          </w:p>
+          <w:p>
+            <w:pPr>
+              <w:spacing w:before="0" w:after="0"/>
+              <w:rPr>
+                <w:rFonts w:ascii="宋体" w:hAnsi="宋体" w:eastAsia="宋体" w:cs="宋体"/>
+                <w:sz w:val="24"/>
+                <w:szCs w:val="24"/>
+              </w:rPr>
+            </w:pPr>
+            <w:r>
+              <w:rPr>
+                <w:rFonts w:hint="eastAsia" w:ascii="宋体" w:hAnsi="宋体" w:eastAsia="宋体" w:cs="宋体"/>
+                <w:sz w:val="24"/>
+                <w:szCs w:val="24"/>
+                <w:lang w:val="en-US" w:eastAsia="zh-CN"/>
+              </w:rPr>
+              <w:t>//</w:t>
+            </w:r>
+            <w:r>
+              <w:rPr>
+                <w:rFonts w:ascii="宋体" w:hAnsi="宋体" w:eastAsia="宋体" w:cs="宋体"/>
+                <w:sz w:val="24"/>
+                <w:szCs w:val="24"/>
+              </w:rPr>
+              <w:t>查看是否正常运行</w:t>
+            </w:r>
+          </w:p>
+          <w:p>
+            <w:pPr>
+              <w:spacing w:before="0" w:after="0"/>
+              <w:rPr>
+                <w:rFonts w:ascii="Courier New" w:hAnsi="Courier New" w:eastAsia="Courier New"/>
+                <w:sz w:val="17"/>
+              </w:rPr>
+            </w:pPr>
+            <w:r>
+              <w:rPr>
+                <w:rFonts w:ascii="Courier New" w:hAnsi="Courier New" w:eastAsia="Courier New"/>
+                <w:sz w:val="17"/>
+              </w:rPr>
+              <w:t>sudo systemctl status glenbog</w:t>
+            </w:r>
+          </w:p>
+          <w:p>
+            <w:pPr>
+              <w:spacing w:before="0" w:after="0"/>
+              <w:rPr>
+                <w:rFonts w:ascii="宋体" w:hAnsi="宋体" w:eastAsia="宋体" w:cs="宋体"/>
+                <w:sz w:val="24"/>
+                <w:szCs w:val="24"/>
+              </w:rPr>
+            </w:pPr>
+            <w:r>
+              <w:rPr>
+                <w:rFonts w:hint="eastAsia" w:ascii="宋体" w:hAnsi="宋体" w:eastAsia="宋体" w:cs="宋体"/>
+                <w:sz w:val="24"/>
+                <w:szCs w:val="24"/>
+                <w:lang w:val="en-US" w:eastAsia="zh-CN"/>
+              </w:rPr>
+              <w:t>//</w:t>
+            </w:r>
+            <w:r>
+              <w:rPr>
+                <w:rFonts w:ascii="宋体" w:hAnsi="宋体" w:eastAsia="宋体" w:cs="宋体"/>
+                <w:sz w:val="24"/>
+                <w:szCs w:val="24"/>
+              </w:rPr>
+              <w:t>查看实时日志</w:t>
+            </w:r>
+          </w:p>
+          <w:p>
+            <w:pPr>
+              <w:spacing w:before="0" w:after="0"/>
+              <w:rPr>
+                <w:rFonts w:ascii="Courier New" w:hAnsi="Courier New" w:eastAsia="Courier New"/>
+                <w:sz w:val="17"/>
+              </w:rPr>
+            </w:pPr>
+            <w:r>
+              <w:rPr>
+                <w:rFonts w:ascii="Courier New" w:hAnsi="Courier New" w:eastAsia="Courier New"/>
+                <w:sz w:val="17"/>
+              </w:rPr>
+              <w:t>journalctl -u glenbog -f</w:t>
+            </w:r>
+            <w:bookmarkStart w:id="0" w:name="_GoBack"/>
+            <w:bookmarkEnd w:id="0"/>
+          </w:p>
+          <w:p>
+            <w:pPr>
+              <w:spacing w:before="0" w:after="0"/>
+              <w:rPr>
+                <w:rFonts w:hint="eastAsia" w:ascii="宋体" w:hAnsi="宋体" w:eastAsia="宋体" w:cs="宋体"/>
+                <w:sz w:val="24"/>
+                <w:szCs w:val="24"/>
+                <w:lang w:val="en-US" w:eastAsia="zh-CN"/>
+              </w:rPr>
+            </w:pPr>
+            <w:r>
+              <w:rPr>
+                <w:rFonts w:hint="eastAsia" w:ascii="宋体" w:hAnsi="宋体" w:eastAsia="宋体" w:cs="宋体"/>
+                <w:sz w:val="24"/>
+                <w:szCs w:val="24"/>
+                <w:lang w:val="en-US" w:eastAsia="zh-CN"/>
+              </w:rPr>
+              <w:t>//只是启动</w:t>
+            </w:r>
+          </w:p>
+          <w:p>
+            <w:pPr>
+              <w:spacing w:before="0" w:after="0"/>
+              <w:rPr>
+                <w:rFonts w:ascii="Courier New" w:hAnsi="Courier New" w:eastAsia="Courier New"/>
+                <w:sz w:val="17"/>
+              </w:rPr>
+            </w:pPr>
+            <w:r>
+              <w:rPr>
+                <w:rFonts w:ascii="Courier New" w:hAnsi="Courier New" w:eastAsia="Courier New"/>
+                <w:sz w:val="17"/>
+              </w:rPr>
+              <w:t>sudo systemctl start glenbog</w:t>
+            </w:r>
+          </w:p>
+          <w:p>
+            <w:pPr>
+              <w:spacing w:before="0" w:after="0"/>
+              <w:rPr>
+                <w:rFonts w:hint="eastAsia" w:ascii="宋体" w:hAnsi="宋体" w:eastAsia="宋体" w:cs="宋体"/>
+                <w:sz w:val="24"/>
+                <w:szCs w:val="24"/>
+                <w:lang w:val="en-US" w:eastAsia="zh-CN"/>
+              </w:rPr>
+            </w:pPr>
+            <w:r>
+              <w:rPr>
+                <w:rFonts w:hint="eastAsia" w:ascii="宋体" w:hAnsi="宋体" w:eastAsia="宋体" w:cs="宋体"/>
+                <w:sz w:val="24"/>
+                <w:szCs w:val="24"/>
+                <w:lang w:val="en-US" w:eastAsia="zh-CN"/>
+              </w:rPr>
+              <w:t>//只是停止</w:t>
+            </w:r>
+          </w:p>
+          <w:p>
+            <w:pPr>
+              <w:spacing w:before="0" w:after="0"/>
+              <w:rPr>
+                <w:rFonts w:hint="default" w:ascii="宋体" w:hAnsi="宋体" w:eastAsia="宋体" w:cs="宋体"/>
+                <w:sz w:val="24"/>
+                <w:szCs w:val="24"/>
+                <w:lang w:val="en-US" w:eastAsia="zh-CN"/>
+              </w:rPr>
+            </w:pPr>
+            <w:r>
+              <w:rPr>
+                <w:rFonts w:ascii="Courier New" w:hAnsi="Courier New" w:eastAsia="Courier New"/>
+                <w:sz w:val="17"/>
+              </w:rPr>
+              <w:t>sudo systemctl stop glenbog</w:t>
+            </w:r>
+          </w:p>
+        </w:tc>
+      </w:tr>
+    </w:tbl>
     <w:p>
       <w:pPr>
         <w:pStyle w:val="3"/>
@@ -889,8 +1208,6 @@
               </w:rPr>
               <w:t># 2. Restart Gunicorn via SSH</w:t>
             </w:r>
-            <w:bookmarkStart w:id="0" w:name="_GoBack"/>
-            <w:bookmarkEnd w:id="0"/>
             <w:r>
               <w:br w:type="textWrapping"/>
             </w:r>
@@ -1005,6 +1322,18 @@
 <file path=word/numbering.xml><?xml version="1.0" encoding="utf-8"?>
 <w:numbering xmlns:wpc="http://schemas.microsoft.com/office/word/2010/wordprocessingCanvas" xmlns:mc="http://schemas.openxmlformats.org/markup-compatibility/2006" xmlns:o="urn:schemas-microsoft-com:office:office" xmlns:r="http://schemas.openxmlformats.org/officeDocument/2006/relationships" xmlns:m="http://schemas.openxmlformats.org/officeDocument/2006/math" xmlns:v="urn:schemas-microsoft-com:vml" xmlns:wp14="http://schemas.microsoft.com/office/word/2010/wordprocessingDrawing" xmlns:wp="http://schemas.openxmlformats.org/drawingml/2006/wordprocessingDrawing" xmlns:w10="urn:schemas-microsoft-com:office:word" xmlns:w="http://schemas.openxmlformats.org/wordprocessingml/2006/main" xmlns:w14="http://schemas.microsoft.com/office/word/2010/wordml" xmlns:wpg="http://schemas.microsoft.com/office/word/2010/wordprocessingGroup" xmlns:wpi="http://schemas.microsoft.com/office/word/2010/wordprocessingInk" xmlns:wne="http://schemas.microsoft.com/office/word/2006/wordml" xmlns:wps="http://schemas.microsoft.com/office/word/2010/wordprocessingShape" xmlns:wpsCustomData="http://www.wps.cn/officeDocument/2013/wpsCustomData" mc:Ignorable="w14 wp14">
   <w:abstractNum w:abstractNumId="0">
+    <w:nsid w:val="BC7792BB"/>
+    <w:multiLevelType w:val="singleLevel"/>
+    <w:tmpl w:val="BC7792BB"/>
+    <w:lvl w:ilvl="0" w:tentative="0">
+      <w:start w:val="1"/>
+      <w:numFmt w:val="decimal"/>
+      <w:suff w:val="space"/>
+      <w:lvlText w:val="%1."/>
+      <w:lvlJc w:val="left"/>
+    </w:lvl>
+  </w:abstractNum>
+  <w:abstractNum w:abstractNumId="1">
     <w:nsid w:val="FFFFFF7E"/>
     <w:multiLevelType w:val="singleLevel"/>
     <w:tmpl w:val="FFFFFF7E"/>
@@ -1022,7 +1351,7 @@
       </w:pPr>
     </w:lvl>
   </w:abstractNum>
-  <w:abstractNum w:abstractNumId="1">
+  <w:abstractNum w:abstractNumId="2">
     <w:nsid w:val="FFFFFF7F"/>
     <w:multiLevelType w:val="singleLevel"/>
     <w:tmpl w:val="FFFFFF7F"/>
@@ -1040,7 +1369,7 @@
       </w:pPr>
     </w:lvl>
   </w:abstractNum>
-  <w:abstractNum w:abstractNumId="2">
+  <w:abstractNum w:abstractNumId="3">
     <w:nsid w:val="FFFFFF82"/>
     <w:multiLevelType w:val="singleLevel"/>
     <w:tmpl w:val="FFFFFF82"/>
@@ -1061,7 +1390,7 @@
       </w:rPr>
     </w:lvl>
   </w:abstractNum>
-  <w:abstractNum w:abstractNumId="3">
+  <w:abstractNum w:abstractNumId="4">
     <w:nsid w:val="FFFFFF83"/>
     <w:multiLevelType w:val="singleLevel"/>
     <w:tmpl w:val="FFFFFF83"/>
@@ -1082,7 +1411,7 @@
       </w:rPr>
     </w:lvl>
   </w:abstractNum>
-  <w:abstractNum w:abstractNumId="4">
+  <w:abstractNum w:abstractNumId="5">
     <w:nsid w:val="FFFFFF88"/>
     <w:multiLevelType w:val="singleLevel"/>
     <w:tmpl w:val="FFFFFF88"/>
@@ -1100,7 +1429,7 @@
       </w:pPr>
     </w:lvl>
   </w:abstractNum>
-  <w:abstractNum w:abstractNumId="5">
+  <w:abstractNum w:abstractNumId="6">
     <w:nsid w:val="FFFFFF89"/>
     <w:multiLevelType w:val="singleLevel"/>
     <w:tmpl w:val="FFFFFF89"/>
@@ -1122,22 +1451,25 @@
     </w:lvl>
   </w:abstractNum>
   <w:num w:numId="1">
+    <w:abstractNumId w:val="2"/>
+  </w:num>
+  <w:num w:numId="2">
+    <w:abstractNumId w:val="5"/>
+  </w:num>
+  <w:num w:numId="3">
+    <w:abstractNumId w:val="6"/>
+  </w:num>
+  <w:num w:numId="4">
+    <w:abstractNumId w:val="3"/>
+  </w:num>
+  <w:num w:numId="5">
     <w:abstractNumId w:val="1"/>
   </w:num>
-  <w:num w:numId="2">
+  <w:num w:numId="6">
     <w:abstractNumId w:val="4"/>
   </w:num>
-  <w:num w:numId="3">
-    <w:abstractNumId w:val="5"/>
-  </w:num>
-  <w:num w:numId="4">
-    <w:abstractNumId w:val="2"/>
-  </w:num>
-  <w:num w:numId="5">
+  <w:num w:numId="7">
     <w:abstractNumId w:val="0"/>
-  </w:num>
-  <w:num w:numId="6">
-    <w:abstractNumId w:val="3"/>
   </w:num>
 </w:numbering>
 </file>
@@ -1147,7 +1479,7 @@
   <w:docDefaults>
     <w:rPrDefault>
       <w:rPr>
-        <w:rFonts w:asciiTheme="minorHAnsi" w:hAnsiTheme="minorHAnsi" w:eastAsiaTheme="minorEastAsia" w:cstheme="minorBidi"/>
+        <w:rFonts w:ascii="Times New Roman" w:hAnsi="Times New Roman" w:eastAsia="宋体" w:cs="Times New Roman"/>
       </w:rPr>
     </w:rPrDefault>
     <w:pPrDefault/>
@@ -1372,12 +1704,12 @@
     <w:lsdException w:qFormat="1" w:unhideWhenUsed="0" w:uiPriority="66" w:semiHidden="0" w:name="Medium List 2 Accent 4"/>
     <w:lsdException w:qFormat="1" w:unhideWhenUsed="0" w:uiPriority="67" w:semiHidden="0" w:name="Medium Grid 1 Accent 4"/>
     <w:lsdException w:unhideWhenUsed="0" w:uiPriority="68" w:semiHidden="0" w:name="Medium Grid 2 Accent 4"/>
-    <w:lsdException w:unhideWhenUsed="0" w:uiPriority="69" w:semiHidden="0" w:name="Medium Grid 3 Accent 4"/>
+    <w:lsdException w:qFormat="1" w:unhideWhenUsed="0" w:uiPriority="69" w:semiHidden="0" w:name="Medium Grid 3 Accent 4"/>
     <w:lsdException w:unhideWhenUsed="0" w:uiPriority="70" w:semiHidden="0" w:name="Dark List Accent 4"/>
     <w:lsdException w:unhideWhenUsed="0" w:uiPriority="71" w:semiHidden="0" w:name="Colorful Shading Accent 4"/>
     <w:lsdException w:unhideWhenUsed="0" w:uiPriority="72" w:semiHidden="0" w:name="Colorful List Accent 4"/>
     <w:lsdException w:unhideWhenUsed="0" w:uiPriority="73" w:semiHidden="0" w:name="Colorful Grid Accent 4"/>
-    <w:lsdException w:unhideWhenUsed="0" w:uiPriority="60" w:semiHidden="0" w:name="Light Shading Accent 5"/>
+    <w:lsdException w:qFormat="1" w:unhideWhenUsed="0" w:uiPriority="60" w:semiHidden="0" w:name="Light Shading Accent 5"/>
     <w:lsdException w:qFormat="1" w:unhideWhenUsed="0" w:uiPriority="61" w:semiHidden="0" w:name="Light List Accent 5"/>
     <w:lsdException w:qFormat="1" w:unhideWhenUsed="0" w:uiPriority="62" w:semiHidden="0" w:name="Light Grid Accent 5"/>
     <w:lsdException w:qFormat="1" w:unhideWhenUsed="0" w:uiPriority="63" w:semiHidden="0" w:name="Medium Shading 1 Accent 5"/>
@@ -1400,7 +1732,7 @@
     <w:lsdException w:qFormat="1" w:unhideWhenUsed="0" w:uiPriority="66" w:semiHidden="0" w:name="Medium List 2 Accent 6"/>
     <w:lsdException w:unhideWhenUsed="0" w:uiPriority="67" w:semiHidden="0" w:name="Medium Grid 1 Accent 6"/>
     <w:lsdException w:unhideWhenUsed="0" w:uiPriority="68" w:semiHidden="0" w:name="Medium Grid 2 Accent 6"/>
-    <w:lsdException w:unhideWhenUsed="0" w:uiPriority="69" w:semiHidden="0" w:name="Medium Grid 3 Accent 6"/>
+    <w:lsdException w:qFormat="1" w:unhideWhenUsed="0" w:uiPriority="69" w:semiHidden="0" w:name="Medium Grid 3 Accent 6"/>
     <w:lsdException w:unhideWhenUsed="0" w:uiPriority="70" w:semiHidden="0" w:name="Dark List Accent 6"/>
     <w:lsdException w:unhideWhenUsed="0" w:uiPriority="71" w:semiHidden="0" w:name="Colorful Shading Accent 6"/>
     <w:lsdException w:unhideWhenUsed="0" w:uiPriority="72" w:semiHidden="0" w:name="Colorful List Accent 6"/>
@@ -2518,6 +2850,7 @@
   <w:style w:type="table" w:styleId="39">
     <w:name w:val="Light Shading Accent 5"/>
     <w:basedOn w:val="32"/>
+    <w:qFormat/>
     <w:uiPriority w:val="60"/>
     <w:pPr>
       <w:spacing w:after="0" w:line="240" w:lineRule="auto"/>
@@ -9867,6 +10200,7 @@
   <w:style w:type="table" w:styleId="101">
     <w:name w:val="Medium Grid 3 Accent 4"/>
     <w:basedOn w:val="32"/>
+    <w:qFormat/>
     <w:uiPriority w:val="69"/>
     <w:pPr>
       <w:spacing w:after="0" w:line="240" w:lineRule="auto"/>
@@ -10181,6 +10515,7 @@
   <w:style w:type="table" w:styleId="103">
     <w:name w:val="Medium Grid 3 Accent 6"/>
     <w:basedOn w:val="32"/>
+    <w:qFormat/>
     <w:uiPriority w:val="69"/>
     <w:pPr>
       <w:spacing w:after="0" w:line="240" w:lineRule="auto"/>
